--- a/docx/Huong_dan_cai_dat.docx
+++ b/docx/Huong_dan_cai_dat.docx
@@ -1,6 +1,6 @@
 
 <file path=word/document.xml><?xml version="1.0" encoding="utf-8"?>
-<w:document xmlns:wpc="http://schemas.microsoft.com/office/word/2010/wordprocessingCanvas" xmlns:cx="http://schemas.microsoft.com/office/drawing/2014/chartex" xmlns:cx1="http://schemas.microsoft.com/office/drawing/2015/9/8/chartex" xmlns:cx2="http://schemas.microsoft.com/office/drawing/2015/10/21/chartex" xmlns:cx3="http://schemas.microsoft.com/office/drawing/2016/5/9/chartex" xmlns:cx4="http://schemas.microsoft.com/office/drawing/2016/5/10/chartex" xmlns:cx5="http://schemas.microsoft.com/office/drawing/2016/5/11/chartex" xmlns:cx6="http://schemas.microsoft.com/office/drawing/2016/5/12/chartex" xmlns:cx7="http://schemas.microsoft.com/office/drawing/2016/5/13/chartex" xmlns:cx8="http://schemas.microsoft.com/office/drawing/2016/5/14/chartex" xmlns:mc="http://schemas.openxmlformats.org/markup-compatibility/2006" xmlns:aink="http://schemas.microsoft.com/office/drawing/2016/ink" xmlns:am3d="http://schemas.microsoft.com/office/drawing/2017/model3d" xmlns:o="urn:schemas-microsoft-com:office:office" xmlns:oel="http://schemas.microsoft.com/office/2019/extlst" xmlns:r="http://schemas.openxmlformats.org/officeDocument/2006/relationships" xmlns:m="http://schemas.openxmlformats.org/officeDocument/2006/math" xmlns:v="urn:schemas-microsoft-com:vml" xmlns:wp14="http://schemas.microsoft.com/office/word/2010/wordprocessingDrawing" xmlns:wp="http://schemas.openxmlformats.org/drawingml/2006/wordprocessingDrawing" xmlns:w10="urn:schemas-microsoft-com:office:word" xmlns:w="http://schemas.openxmlformats.org/wordprocessingml/2006/main" xmlns:w14="http://schemas.microsoft.com/office/word/2010/wordml" xmlns:w15="http://schemas.microsoft.com/office/word/2012/wordml" xmlns:w16cei="http://schemas.microsoft.com/office/word/2026/wordml/cei" xmlns:w16cex="http://schemas.microsoft.com/office/word/2018/wordml/cex" xmlns:w16cid="http://schemas.microsoft.com/office/word/2016/wordml/cid" xmlns:w16="http://schemas.microsoft.com/office/word/2018/wordml" xmlns:w16du="http://schemas.microsoft.com/office/word/2023/wordml/word16du" xmlns:w16sdtdh="http://schemas.microsoft.com/office/word/2020/wordml/sdtdatahash" xmlns:w16sdtfl="http://schemas.microsoft.com/office/word/2024/wordml/sdtformatlock" xmlns:w16se="http://schemas.microsoft.com/office/word/2015/wordml/symex" xmlns:wpg="http://schemas.microsoft.com/office/word/2010/wordprocessingGroup" xmlns:wpi="http://schemas.microsoft.com/office/word/2010/wordprocessingInk" xmlns:wne="http://schemas.microsoft.com/office/word/2006/wordml" xmlns:wps="http://schemas.microsoft.com/office/word/2010/wordprocessingShape" mc:Ignorable="w14 w15 w16se w16cid w16 w16cex w16sdtdh w16sdtfl w16du wp14">
+<w:document xmlns:wpc="http://schemas.microsoft.com/office/word/2010/wordprocessingCanvas" xmlns:cx="http://schemas.microsoft.com/office/drawing/2014/chartex" xmlns:cx1="http://schemas.microsoft.com/office/drawing/2015/9/8/chartex" xmlns:cx2="http://schemas.microsoft.com/office/drawing/2015/10/21/chartex" xmlns:cx3="http://schemas.microsoft.com/office/drawing/2016/5/9/chartex" xmlns:cx4="http://schemas.microsoft.com/office/drawing/2016/5/10/chartex" xmlns:cx5="http://schemas.microsoft.com/office/drawing/2016/5/11/chartex" xmlns:cx6="http://schemas.microsoft.com/office/drawing/2016/5/12/chartex" xmlns:cx7="http://schemas.microsoft.com/office/drawing/2016/5/13/chartex" xmlns:cx8="http://schemas.microsoft.com/office/drawing/2016/5/14/chartex" xmlns:mc="http://schemas.openxmlformats.org/markup-compatibility/2006" xmlns:aink="http://schemas.microsoft.com/office/drawing/2016/ink" xmlns:am3d="http://schemas.microsoft.com/office/drawing/2017/model3d" xmlns:o="urn:schemas-microsoft-com:office:office" xmlns:oel="http://schemas.microsoft.com/office/2019/extlst" xmlns:r="http://schemas.openxmlformats.org/officeDocument/2006/relationships" xmlns:m="http://schemas.openxmlformats.org/officeDocument/2006/math" xmlns:v="urn:schemas-microsoft-com:vml" xmlns:wp14="http://schemas.microsoft.com/office/word/2010/wordprocessingDrawing" xmlns:wp="http://schemas.openxmlformats.org/drawingml/2006/wordprocessingDrawing" xmlns:w10="urn:schemas-microsoft-com:office:word" xmlns:w="http://schemas.openxmlformats.org/wordprocessingml/2006/main" xmlns:w14="http://schemas.microsoft.com/office/word/2010/wordml" xmlns:w15="http://schemas.microsoft.com/office/word/2012/wordml" xmlns:w16cex="http://schemas.microsoft.com/office/word/2018/wordml/cex" xmlns:w16cid="http://schemas.microsoft.com/office/word/2016/wordml/cid" xmlns:w16="http://schemas.microsoft.com/office/word/2018/wordml" xmlns:w16du="http://schemas.microsoft.com/office/word/2023/wordml/word16du" xmlns:w16sdtdh="http://schemas.microsoft.com/office/word/2020/wordml/sdtdatahash" xmlns:w16sdtfl="http://schemas.microsoft.com/office/word/2024/wordml/sdtformatlock" xmlns:w16se="http://schemas.microsoft.com/office/word/2015/wordml/symex" xmlns:wpg="http://schemas.microsoft.com/office/word/2010/wordprocessingGroup" xmlns:wpi="http://schemas.microsoft.com/office/word/2010/wordprocessingInk" xmlns:wne="http://schemas.microsoft.com/office/word/2006/wordml" xmlns:wps="http://schemas.microsoft.com/office/word/2010/wordprocessingShape" mc:Ignorable="w14 w15 w16se w16cid w16 w16cex w16sdtdh w16sdtfl w16du wp14">
   <w:body>
     <w:p>
       <w:pPr>
@@ -75,14 +75,15 @@
         </w:rPr>
         <w:t xml:space="preserve">Địa chỉ truy cập:  </w:t>
       </w:r>
-      <w:r>
-        <w:rPr>
-          <w:b/>
-          <w:color w:val="3B7DD8"/>
-          <w:sz w:val="24"/>
-        </w:rPr>
-        <w:t>https://lich-hop-ubnd.vercel.app/</w:t>
-      </w:r>
+      <w:hyperlink r:id="rId6" w:history="1">
+        <w:r>
+          <w:rPr>
+            <w:rStyle w:val="Hyperlink"/>
+            <w:sz w:val="24"/>
+          </w:rPr>
+          <w:t>Hệ thống Quản lý Lịch họp</w:t>
+        </w:r>
+      </w:hyperlink>
     </w:p>
     <w:p>
       <w:r>
@@ -285,12 +286,12 @@
       <w:r>
         <w:t xml:space="preserve">Truy cập địa chỉ: </w:t>
       </w:r>
-      <w:hyperlink r:id="rId6" w:history="1">
+      <w:hyperlink r:id="rId7" w:history="1">
         <w:r>
           <w:rPr>
             <w:rStyle w:val="Hyperlink"/>
           </w:rPr>
-          <w:t>https://lich-hop-ubnd.vercel.app/</w:t>
+          <w:t>Hệ thống Quản lý Lịch họp</w:t>
         </w:r>
       </w:hyperlink>
     </w:p>
@@ -303,6 +304,9 @@
         </w:numPr>
       </w:pPr>
       <w:r>
+        <w:rPr>
+          <w:noProof/>
+        </w:rPr>
         <w:lastRenderedPageBreak/>
         <w:drawing>
           <wp:inline distT="0" distB="0" distL="0" distR="0" wp14:anchorId="5B400DDA" wp14:editId="266EFDC3">
@@ -320,7 +324,7 @@
                     <pic:cNvPicPr/>
                   </pic:nvPicPr>
                   <pic:blipFill>
-                    <a:blip r:embed="rId7"/>
+                    <a:blip r:embed="rId8"/>
                     <a:stretch>
                       <a:fillRect/>
                     </a:stretch>
@@ -358,6 +362,9 @@
         </w:numPr>
       </w:pPr>
       <w:r>
+        <w:rPr>
+          <w:noProof/>
+        </w:rPr>
         <w:lastRenderedPageBreak/>
         <w:drawing>
           <wp:inline distT="0" distB="0" distL="0" distR="0" wp14:anchorId="696AC535" wp14:editId="62610AD1">
@@ -375,7 +382,7 @@
                     <pic:cNvPicPr/>
                   </pic:nvPicPr>
                   <pic:blipFill>
-                    <a:blip r:embed="rId8"/>
+                    <a:blip r:embed="rId9"/>
                     <a:stretch>
                       <a:fillRect/>
                     </a:stretch>
@@ -413,6 +420,9 @@
         </w:numPr>
       </w:pPr>
       <w:r>
+        <w:rPr>
+          <w:noProof/>
+        </w:rPr>
         <w:lastRenderedPageBreak/>
         <w:drawing>
           <wp:inline distT="0" distB="0" distL="0" distR="0" wp14:anchorId="4B4BC294" wp14:editId="4B9B06BE">
@@ -430,7 +440,7 @@
                     <pic:cNvPicPr/>
                   </pic:nvPicPr>
                   <pic:blipFill>
-                    <a:blip r:embed="rId9"/>
+                    <a:blip r:embed="rId10"/>
                     <a:stretch>
                       <a:fillRect/>
                     </a:stretch>
@@ -476,6 +486,9 @@
         </w:numPr>
       </w:pPr>
       <w:r>
+        <w:rPr>
+          <w:noProof/>
+        </w:rPr>
         <w:drawing>
           <wp:inline distT="0" distB="0" distL="0" distR="0" wp14:anchorId="2000C134" wp14:editId="1F15F0E5">
             <wp:extent cx="2442835" cy="3192780"/>
@@ -492,7 +505,7 @@
                     <pic:cNvPicPr/>
                   </pic:nvPicPr>
                   <pic:blipFill>
-                    <a:blip r:embed="rId10"/>
+                    <a:blip r:embed="rId11"/>
                     <a:stretch>
                       <a:fillRect/>
                     </a:stretch>
@@ -622,90 +635,6 @@
                 <pic:pic xmlns:pic="http://schemas.openxmlformats.org/drawingml/2006/picture">
                   <pic:nvPicPr>
                     <pic:cNvPr id="0" name="doc_login_screen_crop.png"/>
-                    <pic:cNvPicPr/>
-                  </pic:nvPicPr>
-                  <pic:blipFill>
-                    <a:blip r:embed="rId11"/>
-                    <a:stretch>
-                      <a:fillRect/>
-                    </a:stretch>
-                  </pic:blipFill>
-                  <pic:spPr>
-                    <a:xfrm>
-                      <a:off x="0" y="0"/>
-                      <a:ext cx="2468880" cy="3703320"/>
-                    </a:xfrm>
-                    <a:prstGeom prst="rect">
-                      <a:avLst/>
-                    </a:prstGeom>
-                  </pic:spPr>
-                </pic:pic>
-              </a:graphicData>
-            </a:graphic>
-          </wp:inline>
-        </w:drawing>
-      </w:r>
-    </w:p>
-    <w:p>
-      <w:pPr>
-        <w:spacing w:after="240"/>
-        <w:jc w:val="center"/>
-      </w:pPr>
-      <w:r>
-        <w:rPr>
-          <w:i/>
-          <w:color w:val="5F5E5A"/>
-          <w:sz w:val="19"/>
-        </w:rPr>
-        <w:t>Màn hình đăng nhập</w:t>
-      </w:r>
-    </w:p>
-    <w:p>
-      <w:pPr>
-        <w:pStyle w:val="ListNumber"/>
-      </w:pPr>
-      <w:r>
-        <w:t>Bấm vào ô vai trò tương ứng với công việc của bạn (ví dụ "Văn thư Ủy ban") — hệ thống sẽ tự điền sẵn email đăng nhập.</w:t>
-      </w:r>
-    </w:p>
-    <w:p>
-      <w:pPr>
-        <w:pStyle w:val="ListNumber"/>
-      </w:pPr>
-      <w:r>
-        <w:t>Nhập mật khẩu được cấp vào ô "Mật khẩu".</w:t>
-      </w:r>
-    </w:p>
-    <w:p>
-      <w:pPr>
-        <w:pStyle w:val="ListNumber"/>
-      </w:pPr>
-      <w:r>
-        <w:t>Bấm nút "Đăng nhập" màu xanh đậm.</w:t>
-      </w:r>
-    </w:p>
-    <w:p>
-      <w:pPr>
-        <w:jc w:val="center"/>
-      </w:pPr>
-      <w:r>
-        <w:rPr>
-          <w:noProof/>
-        </w:rPr>
-        <w:lastRenderedPageBreak/>
-        <w:drawing>
-          <wp:inline distT="0" distB="0" distL="0" distR="0" wp14:anchorId="2A6D9BD0" wp14:editId="49FF4890">
-            <wp:extent cx="2468880" cy="3703320"/>
-            <wp:effectExtent l="0" t="0" r="0" b="0"/>
-            <wp:docPr id="2" name="Picture 2"/>
-            <wp:cNvGraphicFramePr>
-              <a:graphicFrameLocks xmlns:a="http://schemas.openxmlformats.org/drawingml/2006/main" noChangeAspect="1"/>
-            </wp:cNvGraphicFramePr>
-            <a:graphic xmlns:a="http://schemas.openxmlformats.org/drawingml/2006/main">
-              <a:graphicData uri="http://schemas.openxmlformats.org/drawingml/2006/picture">
-                <pic:pic xmlns:pic="http://schemas.openxmlformats.org/drawingml/2006/picture">
-                  <pic:nvPicPr>
-                    <pic:cNvPr id="0" name="doc_login_role_selected_crop.png"/>
                     <pic:cNvPicPr/>
                   </pic:nvPicPr>
                   <pic:blipFill>
@@ -741,6 +670,90 @@
           <w:color w:val="5F5E5A"/>
           <w:sz w:val="19"/>
         </w:rPr>
+        <w:t>Màn hình đăng nhập</w:t>
+      </w:r>
+    </w:p>
+    <w:p>
+      <w:pPr>
+        <w:pStyle w:val="ListNumber"/>
+      </w:pPr>
+      <w:r>
+        <w:t>Bấm vào ô vai trò tương ứng với công việc của bạn (ví dụ "Văn thư Ủy ban") — hệ thống sẽ tự điền sẵn email đăng nhập.</w:t>
+      </w:r>
+    </w:p>
+    <w:p>
+      <w:pPr>
+        <w:pStyle w:val="ListNumber"/>
+      </w:pPr>
+      <w:r>
+        <w:t>Nhập mật khẩu được cấp vào ô "Mật khẩu".</w:t>
+      </w:r>
+    </w:p>
+    <w:p>
+      <w:pPr>
+        <w:pStyle w:val="ListNumber"/>
+      </w:pPr>
+      <w:r>
+        <w:t>Bấm nút "Đăng nhập" màu xanh đậm.</w:t>
+      </w:r>
+    </w:p>
+    <w:p>
+      <w:pPr>
+        <w:jc w:val="center"/>
+      </w:pPr>
+      <w:r>
+        <w:rPr>
+          <w:noProof/>
+        </w:rPr>
+        <w:lastRenderedPageBreak/>
+        <w:drawing>
+          <wp:inline distT="0" distB="0" distL="0" distR="0" wp14:anchorId="2A6D9BD0" wp14:editId="49FF4890">
+            <wp:extent cx="2468880" cy="3703320"/>
+            <wp:effectExtent l="0" t="0" r="0" b="0"/>
+            <wp:docPr id="2" name="Picture 2"/>
+            <wp:cNvGraphicFramePr>
+              <a:graphicFrameLocks xmlns:a="http://schemas.openxmlformats.org/drawingml/2006/main" noChangeAspect="1"/>
+            </wp:cNvGraphicFramePr>
+            <a:graphic xmlns:a="http://schemas.openxmlformats.org/drawingml/2006/main">
+              <a:graphicData uri="http://schemas.openxmlformats.org/drawingml/2006/picture">
+                <pic:pic xmlns:pic="http://schemas.openxmlformats.org/drawingml/2006/picture">
+                  <pic:nvPicPr>
+                    <pic:cNvPr id="0" name="doc_login_role_selected_crop.png"/>
+                    <pic:cNvPicPr/>
+                  </pic:nvPicPr>
+                  <pic:blipFill>
+                    <a:blip r:embed="rId13"/>
+                    <a:stretch>
+                      <a:fillRect/>
+                    </a:stretch>
+                  </pic:blipFill>
+                  <pic:spPr>
+                    <a:xfrm>
+                      <a:off x="0" y="0"/>
+                      <a:ext cx="2468880" cy="3703320"/>
+                    </a:xfrm>
+                    <a:prstGeom prst="rect">
+                      <a:avLst/>
+                    </a:prstGeom>
+                  </pic:spPr>
+                </pic:pic>
+              </a:graphicData>
+            </a:graphic>
+          </wp:inline>
+        </w:drawing>
+      </w:r>
+    </w:p>
+    <w:p>
+      <w:pPr>
+        <w:spacing w:after="240"/>
+        <w:jc w:val="center"/>
+      </w:pPr>
+      <w:r>
+        <w:rPr>
+          <w:i/>
+          <w:color w:val="5F5E5A"/>
+          <w:sz w:val="19"/>
+        </w:rPr>
         <w:t>Đã chọn vai trò Văn thư Ủy ban, sẵn sàng nhập mật khẩu</w:t>
       </w:r>
     </w:p>
@@ -756,21 +769,6 @@
           <w:sz w:val="36"/>
         </w:rPr>
         <w:t>6. Danh sách tài khoản sử dụng</w:t>
-      </w:r>
-    </w:p>
-    <w:p>
-      <w:pPr>
-        <w:spacing w:after="160"/>
-      </w:pPr>
-      <w:r>
-        <w:t xml:space="preserve">Mật khẩu dùng chung cho các tài khoản mẫu bên dưới: </w:t>
-      </w:r>
-      <w:r>
-        <w:rPr>
-          <w:b/>
-          <w:color w:val="3B7DD8"/>
-        </w:rPr>
-        <w:t>LichHop@2026</w:t>
       </w:r>
     </w:p>
     <w:tbl>
@@ -781,9 +779,9 @@
         <w:tblLook w:val="04A0" w:firstRow="1" w:lastRow="0" w:firstColumn="1" w:lastColumn="0" w:noHBand="0" w:noVBand="1"/>
       </w:tblPr>
       <w:tblGrid>
-        <w:gridCol w:w="3249"/>
-        <w:gridCol w:w="3249"/>
-        <w:gridCol w:w="3249"/>
+        <w:gridCol w:w="2880"/>
+        <w:gridCol w:w="3662"/>
+        <w:gridCol w:w="2880"/>
       </w:tblGrid>
       <w:tr>
         <w:trPr>
@@ -793,8 +791,8 @@
         <w:tc>
           <w:tcPr>
             <w:cnfStyle w:val="001000000000" w:firstRow="0" w:lastRow="0" w:firstColumn="1" w:lastColumn="0" w:oddVBand="0" w:evenVBand="0" w:oddHBand="0" w:evenHBand="0" w:firstRowFirstColumn="0" w:firstRowLastColumn="0" w:lastRowFirstColumn="0" w:lastRowLastColumn="0"/>
-            <w:tcW w:w="3249" w:type="dxa"/>
-            <w:shd w:val="clear" w:color="auto" w:fill="1A2744"/>
+            <w:tcW w:w="2880" w:type="dxa"/>
+            <w:shd w:val="clear" w:color="auto" w:fill="0F2A4A"/>
           </w:tcPr>
           <w:p>
             <w:r>
@@ -807,8 +805,8 @@
         </w:tc>
         <w:tc>
           <w:tcPr>
-            <w:tcW w:w="3249" w:type="dxa"/>
-            <w:shd w:val="clear" w:color="auto" w:fill="1A2744"/>
+            <w:tcW w:w="3662" w:type="dxa"/>
+            <w:shd w:val="clear" w:color="auto" w:fill="0F2A4A"/>
           </w:tcPr>
           <w:p>
             <w:pPr>
@@ -824,8 +822,8 @@
         </w:tc>
         <w:tc>
           <w:tcPr>
-            <w:tcW w:w="3249" w:type="dxa"/>
-            <w:shd w:val="clear" w:color="auto" w:fill="1A2744"/>
+            <w:tcW w:w="2880" w:type="dxa"/>
+            <w:shd w:val="clear" w:color="auto" w:fill="0F2A4A"/>
           </w:tcPr>
           <w:p>
             <w:pPr>
@@ -835,7 +833,7 @@
               <w:rPr>
                 <w:color w:val="FFFFFF"/>
               </w:rPr>
-              <w:t>Công việc chính</w:t>
+              <w:t>Người / Ghi chú</w:t>
             </w:r>
           </w:p>
         </w:tc>
@@ -848,46 +846,37 @@
         <w:tc>
           <w:tcPr>
             <w:cnfStyle w:val="001000000000" w:firstRow="0" w:lastRow="0" w:firstColumn="1" w:lastColumn="0" w:oddVBand="0" w:evenVBand="0" w:oddHBand="0" w:evenHBand="0" w:firstRowFirstColumn="0" w:firstRowLastColumn="0" w:lastRowFirstColumn="0" w:lastRowLastColumn="0"/>
-            <w:tcW w:w="3249" w:type="dxa"/>
+            <w:tcW w:w="2880" w:type="dxa"/>
           </w:tcPr>
           <w:p>
             <w:r>
-              <w:rPr>
-                <w:sz w:val="21"/>
-              </w:rPr>
-              <w:t>Ban Lãnh đạo</w:t>
+              <w:t>Ban lãnh đạo</w:t>
             </w:r>
           </w:p>
         </w:tc>
         <w:tc>
           <w:tcPr>
-            <w:tcW w:w="3249" w:type="dxa"/>
+            <w:tcW w:w="3662" w:type="dxa"/>
           </w:tcPr>
           <w:p>
             <w:pPr>
               <w:cnfStyle w:val="000000100000" w:firstRow="0" w:lastRow="0" w:firstColumn="0" w:lastColumn="0" w:oddVBand="0" w:evenVBand="0" w:oddHBand="1" w:evenHBand="0" w:firstRowFirstColumn="0" w:firstRowLastColumn="0" w:lastRowFirstColumn="0" w:lastRowLastColumn="0"/>
             </w:pPr>
             <w:r>
-              <w:rPr>
-                <w:sz w:val="21"/>
-              </w:rPr>
-              <w:t>lanhdao@lichhop.vn</w:t>
+              <w:t>lanhdao@caungolanh.gov.vn</w:t>
             </w:r>
           </w:p>
         </w:tc>
         <w:tc>
           <w:tcPr>
-            <w:tcW w:w="3249" w:type="dxa"/>
+            <w:tcW w:w="2880" w:type="dxa"/>
           </w:tcPr>
           <w:p>
             <w:pPr>
               <w:cnfStyle w:val="000000100000" w:firstRow="0" w:lastRow="0" w:firstColumn="0" w:lastColumn="0" w:oddVBand="0" w:evenVBand="0" w:oddHBand="1" w:evenHBand="0" w:firstRowFirstColumn="0" w:firstRowLastColumn="0" w:lastRowFirstColumn="0" w:lastRowLastColumn="0"/>
             </w:pPr>
             <w:r>
-              <w:rPr>
-                <w:sz w:val="21"/>
-              </w:rPr>
-              <w:t>Xem toàn bộ lịch làm việc</w:t>
+              <w:t>Bồ Kỹ Thuật — Chủ tịch UBND phường</w:t>
             </w:r>
           </w:p>
         </w:tc>
@@ -900,46 +889,37 @@
         <w:tc>
           <w:tcPr>
             <w:cnfStyle w:val="001000000000" w:firstRow="0" w:lastRow="0" w:firstColumn="1" w:lastColumn="0" w:oddVBand="0" w:evenVBand="0" w:oddHBand="0" w:evenHBand="0" w:firstRowFirstColumn="0" w:firstRowLastColumn="0" w:lastRowFirstColumn="0" w:lastRowLastColumn="0"/>
-            <w:tcW w:w="3249" w:type="dxa"/>
+            <w:tcW w:w="2880" w:type="dxa"/>
           </w:tcPr>
           <w:p>
             <w:r>
-              <w:rPr>
-                <w:sz w:val="21"/>
-              </w:rPr>
               <w:t>Văn thư Ủy ban</w:t>
             </w:r>
           </w:p>
         </w:tc>
         <w:tc>
           <w:tcPr>
-            <w:tcW w:w="3249" w:type="dxa"/>
+            <w:tcW w:w="3662" w:type="dxa"/>
           </w:tcPr>
           <w:p>
             <w:pPr>
               <w:cnfStyle w:val="000000010000" w:firstRow="0" w:lastRow="0" w:firstColumn="0" w:lastColumn="0" w:oddVBand="0" w:evenVBand="0" w:oddHBand="0" w:evenHBand="1" w:firstRowFirstColumn="0" w:firstRowLastColumn="0" w:lastRowFirstColumn="0" w:lastRowLastColumn="0"/>
             </w:pPr>
             <w:r>
-              <w:rPr>
-                <w:sz w:val="21"/>
-              </w:rPr>
-              <w:t>vanthu@lichhop.vn</w:t>
+              <w:t>vanthu.ubnd@caungolanh.gov.vn</w:t>
             </w:r>
           </w:p>
         </w:tc>
         <w:tc>
           <w:tcPr>
-            <w:tcW w:w="3249" w:type="dxa"/>
+            <w:tcW w:w="2880" w:type="dxa"/>
           </w:tcPr>
           <w:p>
             <w:pPr>
               <w:cnfStyle w:val="000000010000" w:firstRow="0" w:lastRow="0" w:firstColumn="0" w:lastColumn="0" w:oddVBand="0" w:evenVBand="0" w:oddHBand="0" w:evenHBand="1" w:firstRowFirstColumn="0" w:firstRowLastColumn="0" w:lastRowFirstColumn="0" w:lastRowLastColumn="0"/>
             </w:pPr>
             <w:r>
-              <w:rPr>
-                <w:sz w:val="21"/>
-              </w:rPr>
-              <w:t>Tạo / sửa / xóa lịch cấp Ủy ban, điểm danh</w:t>
+              <w:t>Nguyễn Thị Ngọc Hân</w:t>
             </w:r>
           </w:p>
         </w:tc>
@@ -952,46 +932,37 @@
         <w:tc>
           <w:tcPr>
             <w:cnfStyle w:val="001000000000" w:firstRow="0" w:lastRow="0" w:firstColumn="1" w:lastColumn="0" w:oddVBand="0" w:evenVBand="0" w:oddHBand="0" w:evenHBand="0" w:firstRowFirstColumn="0" w:firstRowLastColumn="0" w:lastRowFirstColumn="0" w:lastRowLastColumn="0"/>
-            <w:tcW w:w="3249" w:type="dxa"/>
+            <w:tcW w:w="2880" w:type="dxa"/>
           </w:tcPr>
           <w:p>
             <w:r>
-              <w:rPr>
-                <w:sz w:val="21"/>
-              </w:rPr>
-              <w:t>Quản trị phòng họp</w:t>
+              <w:t>Văn thư đơn vị / Phòng ban</w:t>
             </w:r>
           </w:p>
         </w:tc>
         <w:tc>
           <w:tcPr>
-            <w:tcW w:w="3249" w:type="dxa"/>
+            <w:tcW w:w="3662" w:type="dxa"/>
           </w:tcPr>
           <w:p>
             <w:pPr>
               <w:cnfStyle w:val="000000100000" w:firstRow="0" w:lastRow="0" w:firstColumn="0" w:lastColumn="0" w:oddVBand="0" w:evenVBand="0" w:oddHBand="1" w:evenHBand="0" w:firstRowFirstColumn="0" w:firstRowLastColumn="0" w:lastRowFirstColumn="0" w:lastRowLastColumn="0"/>
             </w:pPr>
             <w:r>
-              <w:rPr>
-                <w:sz w:val="21"/>
-              </w:rPr>
-              <w:t>quantri@lichhop.vn</w:t>
+              <w:t>vanthu.vanphong@caungolanh.gov.vn</w:t>
             </w:r>
           </w:p>
         </w:tc>
         <w:tc>
           <w:tcPr>
-            <w:tcW w:w="3249" w:type="dxa"/>
+            <w:tcW w:w="2880" w:type="dxa"/>
           </w:tcPr>
           <w:p>
             <w:pPr>
               <w:cnfStyle w:val="000000100000" w:firstRow="0" w:lastRow="0" w:firstColumn="0" w:lastColumn="0" w:oddVBand="0" w:evenVBand="0" w:oddHBand="1" w:evenHBand="0" w:firstRowFirstColumn="0" w:firstRowLastColumn="0" w:lastRowFirstColumn="0" w:lastRowLastColumn="0"/>
             </w:pPr>
             <w:r>
-              <w:rPr>
-                <w:sz w:val="21"/>
-              </w:rPr>
-              <w:t>Quản lý phòng họp, điều phối chống trùng lịch</w:t>
+              <w:t>Nguyễn Minh Thanh</w:t>
             </w:r>
           </w:p>
         </w:tc>
@@ -1004,46 +975,37 @@
         <w:tc>
           <w:tcPr>
             <w:cnfStyle w:val="001000000000" w:firstRow="0" w:lastRow="0" w:firstColumn="1" w:lastColumn="0" w:oddVBand="0" w:evenVBand="0" w:oddHBand="0" w:evenHBand="0" w:firstRowFirstColumn="0" w:firstRowLastColumn="0" w:lastRowFirstColumn="0" w:lastRowLastColumn="0"/>
-            <w:tcW w:w="3249" w:type="dxa"/>
+            <w:tcW w:w="2880" w:type="dxa"/>
           </w:tcPr>
           <w:p>
             <w:r>
-              <w:rPr>
-                <w:sz w:val="21"/>
-              </w:rPr>
-              <w:t>Hành chính – Phòng ban</w:t>
+              <w:t>Quản trị hệ thống (Admin)</w:t>
             </w:r>
           </w:p>
         </w:tc>
         <w:tc>
           <w:tcPr>
-            <w:tcW w:w="3249" w:type="dxa"/>
+            <w:tcW w:w="3662" w:type="dxa"/>
           </w:tcPr>
           <w:p>
             <w:pPr>
               <w:cnfStyle w:val="000000010000" w:firstRow="0" w:lastRow="0" w:firstColumn="0" w:lastColumn="0" w:oddVBand="0" w:evenVBand="0" w:oddHBand="0" w:evenHBand="1" w:firstRowFirstColumn="0" w:firstRowLastColumn="0" w:lastRowFirstColumn="0" w:lastRowLastColumn="0"/>
             </w:pPr>
             <w:r>
-              <w:rPr>
-                <w:sz w:val="21"/>
-              </w:rPr>
-              <w:t>phongban@lichhop.vn</w:t>
+              <w:t>superadmin@caungolanh.gov.vn</w:t>
             </w:r>
           </w:p>
         </w:tc>
         <w:tc>
           <w:tcPr>
-            <w:tcW w:w="3249" w:type="dxa"/>
+            <w:tcW w:w="2880" w:type="dxa"/>
           </w:tcPr>
           <w:p>
             <w:pPr>
               <w:cnfStyle w:val="000000010000" w:firstRow="0" w:lastRow="0" w:firstColumn="0" w:lastColumn="0" w:oddVBand="0" w:evenVBand="0" w:oddHBand="0" w:evenHBand="1" w:firstRowFirstColumn="0" w:firstRowLastColumn="0" w:lastRowFirstColumn="0" w:lastRowLastColumn="0"/>
             </w:pPr>
             <w:r>
-              <w:rPr>
-                <w:sz w:val="21"/>
-              </w:rPr>
-              <w:t>Tạo lịch họp nội bộ của phòng</w:t>
+              <w:t>Dư Quang Nghĩa — Chánh Văn phòng</w:t>
             </w:r>
           </w:p>
         </w:tc>
@@ -1056,46 +1018,166 @@
         <w:tc>
           <w:tcPr>
             <w:cnfStyle w:val="001000000000" w:firstRow="0" w:lastRow="0" w:firstColumn="1" w:lastColumn="0" w:oddVBand="0" w:evenVBand="0" w:oddHBand="0" w:evenHBand="0" w:firstRowFirstColumn="0" w:firstRowLastColumn="0" w:lastRowFirstColumn="0" w:lastRowLastColumn="0"/>
-            <w:tcW w:w="3249" w:type="dxa"/>
+            <w:tcW w:w="2880" w:type="dxa"/>
           </w:tcPr>
           <w:p>
             <w:r>
-              <w:rPr>
-                <w:sz w:val="21"/>
-              </w:rPr>
-              <w:t>Thành viên tham dự</w:t>
+              <w:t>Quản trị hệ thống (Admin) #2</w:t>
             </w:r>
           </w:p>
         </w:tc>
         <w:tc>
           <w:tcPr>
-            <w:tcW w:w="3249" w:type="dxa"/>
+            <w:tcW w:w="3662" w:type="dxa"/>
           </w:tcPr>
           <w:p>
             <w:pPr>
               <w:cnfStyle w:val="000000100000" w:firstRow="0" w:lastRow="0" w:firstColumn="0" w:lastColumn="0" w:oddVBand="0" w:evenVBand="0" w:oddHBand="1" w:evenHBand="0" w:firstRowFirstColumn="0" w:firstRowLastColumn="0" w:lastRowFirstColumn="0" w:lastRowLastColumn="0"/>
             </w:pPr>
             <w:r>
-              <w:rPr>
-                <w:sz w:val="21"/>
-              </w:rPr>
-              <w:t>thanhvien@lichhop.vn</w:t>
+              <w:t>namlong@caungolanh.gov.vn</w:t>
             </w:r>
           </w:p>
         </w:tc>
         <w:tc>
           <w:tcPr>
-            <w:tcW w:w="3249" w:type="dxa"/>
+            <w:tcW w:w="2880" w:type="dxa"/>
           </w:tcPr>
           <w:p>
             <w:pPr>
               <w:cnfStyle w:val="000000100000" w:firstRow="0" w:lastRow="0" w:firstColumn="0" w:lastColumn="0" w:oddVBand="0" w:evenVBand="0" w:oddHBand="1" w:evenHBand="0" w:firstRowFirstColumn="0" w:firstRowLastColumn="0" w:lastRowFirstColumn="0" w:lastRowLastColumn="0"/>
             </w:pPr>
             <w:r>
-              <w:rPr>
-                <w:sz w:val="21"/>
-              </w:rPr>
-              <w:t>Nhận lời mời, xác nhận tham dự</w:t>
+              <w:t>Trần Hoài Nam Long — quyền ngang Admin #1</w:t>
+            </w:r>
+          </w:p>
+        </w:tc>
+      </w:tr>
+      <w:tr>
+        <w:trPr>
+          <w:cnfStyle w:val="000000010000" w:firstRow="0" w:lastRow="0" w:firstColumn="0" w:lastColumn="0" w:oddVBand="0" w:evenVBand="0" w:oddHBand="0" w:evenHBand="1" w:firstRowFirstColumn="0" w:firstRowLastColumn="0" w:lastRowFirstColumn="0" w:lastRowLastColumn="0"/>
+          <w:jc w:val="center"/>
+        </w:trPr>
+        <w:tc>
+          <w:tcPr>
+            <w:cnfStyle w:val="001000000000" w:firstRow="0" w:lastRow="0" w:firstColumn="1" w:lastColumn="0" w:oddVBand="0" w:evenVBand="0" w:oddHBand="0" w:evenHBand="0" w:firstRowFirstColumn="0" w:firstRowLastColumn="0" w:lastRowFirstColumn="0" w:lastRowLastColumn="0"/>
+            <w:tcW w:w="2880" w:type="dxa"/>
+          </w:tcPr>
+          <w:p>
+            <w:r>
+              <w:t>Cán bộ, công chức</w:t>
+            </w:r>
+          </w:p>
+        </w:tc>
+        <w:tc>
+          <w:tcPr>
+            <w:tcW w:w="3662" w:type="dxa"/>
+          </w:tcPr>
+          <w:p>
+            <w:pPr>
+              <w:cnfStyle w:val="000000010000" w:firstRow="0" w:lastRow="0" w:firstColumn="0" w:lastColumn="0" w:oddVBand="0" w:evenVBand="0" w:oddHBand="0" w:evenHBand="1" w:firstRowFirstColumn="0" w:firstRowLastColumn="0" w:lastRowFirstColumn="0" w:lastRowLastColumn="0"/>
+            </w:pPr>
+            <w:r>
+              <w:t>canbo@caungolanh.gov.vn</w:t>
+            </w:r>
+          </w:p>
+        </w:tc>
+        <w:tc>
+          <w:tcPr>
+            <w:tcW w:w="2880" w:type="dxa"/>
+          </w:tcPr>
+          <w:p>
+            <w:pPr>
+              <w:cnfStyle w:val="000000010000" w:firstRow="0" w:lastRow="0" w:firstColumn="0" w:lastColumn="0" w:oddVBand="0" w:evenVBand="0" w:oddHBand="0" w:evenHBand="1" w:firstRowFirstColumn="0" w:firstRowLastColumn="0" w:lastRowFirstColumn="0" w:lastRowLastColumn="0"/>
+            </w:pPr>
+            <w:r>
+              <w:t>Phạm Thái Hoàng — Chuyên viên Văn phòng</w:t>
+            </w:r>
+          </w:p>
+        </w:tc>
+      </w:tr>
+      <w:tr>
+        <w:trPr>
+          <w:cnfStyle w:val="000000100000" w:firstRow="0" w:lastRow="0" w:firstColumn="0" w:lastColumn="0" w:oddVBand="0" w:evenVBand="0" w:oddHBand="1" w:evenHBand="0" w:firstRowFirstColumn="0" w:firstRowLastColumn="0" w:lastRowFirstColumn="0" w:lastRowLastColumn="0"/>
+          <w:jc w:val="center"/>
+        </w:trPr>
+        <w:tc>
+          <w:tcPr>
+            <w:cnfStyle w:val="001000000000" w:firstRow="0" w:lastRow="0" w:firstColumn="1" w:lastColumn="0" w:oddVBand="0" w:evenVBand="0" w:oddHBand="0" w:evenHBand="0" w:firstRowFirstColumn="0" w:firstRowLastColumn="0" w:lastRowFirstColumn="0" w:lastRowLastColumn="0"/>
+            <w:tcW w:w="2880" w:type="dxa"/>
+          </w:tcPr>
+          <w:p>
+            <w:r>
+              <w:t>Cán bộ, công chức</w:t>
+            </w:r>
+          </w:p>
+        </w:tc>
+        <w:tc>
+          <w:tcPr>
+            <w:tcW w:w="3662" w:type="dxa"/>
+          </w:tcPr>
+          <w:p>
+            <w:pPr>
+              <w:cnfStyle w:val="000000100000" w:firstRow="0" w:lastRow="0" w:firstColumn="0" w:lastColumn="0" w:oddVBand="0" w:evenVBand="0" w:oddHBand="1" w:evenHBand="0" w:firstRowFirstColumn="0" w:firstRowLastColumn="0" w:lastRowFirstColumn="0" w:lastRowLastColumn="0"/>
+            </w:pPr>
+            <w:r>
+              <w:t>congan@caungolanh.gov.vn</w:t>
+            </w:r>
+          </w:p>
+        </w:tc>
+        <w:tc>
+          <w:tcPr>
+            <w:tcW w:w="2880" w:type="dxa"/>
+          </w:tcPr>
+          <w:p>
+            <w:pPr>
+              <w:cnfStyle w:val="000000100000" w:firstRow="0" w:lastRow="0" w:firstColumn="0" w:lastColumn="0" w:oddVBand="0" w:evenVBand="0" w:oddHBand="1" w:evenHBand="0" w:firstRowFirstColumn="0" w:firstRowLastColumn="0" w:lastRowFirstColumn="0" w:lastRowLastColumn="0"/>
+            </w:pPr>
+            <w:r>
+              <w:t>Đại diện Ban CH Công an</w:t>
+            </w:r>
+          </w:p>
+        </w:tc>
+      </w:tr>
+      <w:tr>
+        <w:trPr>
+          <w:cnfStyle w:val="000000010000" w:firstRow="0" w:lastRow="0" w:firstColumn="0" w:lastColumn="0" w:oddVBand="0" w:evenVBand="0" w:oddHBand="0" w:evenHBand="1" w:firstRowFirstColumn="0" w:firstRowLastColumn="0" w:lastRowFirstColumn="0" w:lastRowLastColumn="0"/>
+          <w:jc w:val="center"/>
+        </w:trPr>
+        <w:tc>
+          <w:tcPr>
+            <w:cnfStyle w:val="001000000000" w:firstRow="0" w:lastRow="0" w:firstColumn="1" w:lastColumn="0" w:oddVBand="0" w:evenVBand="0" w:oddHBand="0" w:evenHBand="0" w:firstRowFirstColumn="0" w:firstRowLastColumn="0" w:lastRowFirstColumn="0" w:lastRowLastColumn="0"/>
+            <w:tcW w:w="2880" w:type="dxa"/>
+          </w:tcPr>
+          <w:p>
+            <w:r>
+              <w:t>Cán bộ, công chức</w:t>
+            </w:r>
+          </w:p>
+        </w:tc>
+        <w:tc>
+          <w:tcPr>
+            <w:tcW w:w="3662" w:type="dxa"/>
+          </w:tcPr>
+          <w:p>
+            <w:pPr>
+              <w:cnfStyle w:val="000000010000" w:firstRow="0" w:lastRow="0" w:firstColumn="0" w:lastColumn="0" w:oddVBand="0" w:evenVBand="0" w:oddHBand="0" w:evenHBand="1" w:firstRowFirstColumn="0" w:firstRowLastColumn="0" w:lastRowFirstColumn="0" w:lastRowLastColumn="0"/>
+            </w:pPr>
+            <w:r>
+              <w:t>yte@caungolanh.gov.vn</w:t>
+            </w:r>
+          </w:p>
+        </w:tc>
+        <w:tc>
+          <w:tcPr>
+            <w:tcW w:w="2880" w:type="dxa"/>
+          </w:tcPr>
+          <w:p>
+            <w:pPr>
+              <w:cnfStyle w:val="000000010000" w:firstRow="0" w:lastRow="0" w:firstColumn="0" w:lastColumn="0" w:oddVBand="0" w:evenVBand="0" w:oddHBand="0" w:evenHBand="1" w:firstRowFirstColumn="0" w:firstRowLastColumn="0" w:lastRowFirstColumn="0" w:lastRowLastColumn="0"/>
+            </w:pPr>
+            <w:r>
+              <w:t>Đại diện Trạm Y tế</w:t>
             </w:r>
           </w:p>
         </w:tc>
@@ -1103,50 +1185,66 @@
     </w:tbl>
     <w:p>
       <w:pPr>
-        <w:spacing w:after="160"/>
+        <w:spacing w:after="120"/>
       </w:pPr>
     </w:p>
-    <w:tbl>
-      <w:tblPr>
-        <w:tblW w:w="0" w:type="auto"/>
-        <w:jc w:val="center"/>
-        <w:tblLook w:val="04A0" w:firstRow="1" w:lastRow="0" w:firstColumn="1" w:lastColumn="0" w:noHBand="0" w:noVBand="1"/>
-      </w:tblPr>
-      <w:tblGrid>
-        <w:gridCol w:w="9746"/>
-      </w:tblGrid>
-      <w:tr>
-        <w:trPr>
-          <w:jc w:val="center"/>
-        </w:trPr>
-        <w:tc>
-          <w:tcPr>
-            <w:tcW w:w="9746" w:type="dxa"/>
-            <w:shd w:val="clear" w:color="auto" w:fill="EAF1FB"/>
-          </w:tcPr>
-          <w:p>
-            <w:r>
-              <w:rPr>
-                <w:b/>
-                <w:color w:val="1A2744"/>
-                <w:sz w:val="21"/>
-              </w:rPr>
-              <w:t xml:space="preserve">Quan trọng:  </w:t>
-            </w:r>
-            <w:r>
-              <w:rPr>
-                <w:sz w:val="21"/>
-              </w:rPr>
-              <w:t>Khi triển khai chính thức, mỗi cán bộ sẽ được cấp một tài khoản email và mật khẩu riêng (không dùng chung mật khẩu mẫu ở trên). Liên hệ bộ phận quản trị hệ thống nếu quên mật khẩu hoặc cần cấp tài khoản mới.</w:t>
-            </w:r>
-          </w:p>
-        </w:tc>
-      </w:tr>
-    </w:tbl>
     <w:p>
       <w:pPr>
-        <w:spacing w:after="80"/>
-      </w:pPr>
+        <w:spacing w:after="120"/>
+      </w:pPr>
+      <w:r>
+        <w:t xml:space="preserve">Ngoài 8 tài khoản demo ở trên, MỌI cán bộ có tên trong danh bạ (5 lãnh đạo phường, 22 cán bộ Văn phòng HĐND-UBND, 7 đại diện đơn vị khác) đều có thể đăng nhập bằng CHÍNH email thật của mình, cùng mật khẩu chung </w:t>
+      </w:r>
+      <w:r>
+        <w:rPr>
+          <w:b/>
+          <w:bCs/>
+          <w:sz w:val="24"/>
+          <w:szCs w:val="24"/>
+        </w:rPr>
+        <w:t>admin@123</w:t>
+      </w:r>
+      <w:r>
+        <w:t xml:space="preserve"> Ví dụ:</w:t>
+      </w:r>
+    </w:p>
+    <w:p>
+      <w:pPr>
+        <w:pStyle w:val="ListBullet"/>
+      </w:pPr>
+      <w:r>
+        <w:t>dinh.vu.thang@caungolanh.gov.vn  (Đinh Vũ Thắng — Phó Chủ tịch UBND phường)</w:t>
+      </w:r>
+    </w:p>
+    <w:p>
+      <w:pPr>
+        <w:pStyle w:val="ListBullet"/>
+      </w:pPr>
+      <w:r>
+        <w:t>nguyen.minh.thanh@caungolanh.gov.vn  (Nguyễn Minh Thanh — vai trò Văn thư Văn phòng)</w:t>
+      </w:r>
+    </w:p>
+    <w:p>
+      <w:pPr>
+        <w:pStyle w:val="ListBullet"/>
+      </w:pPr>
+      <w:r>
+        <w:lastRenderedPageBreak/>
+        <w:t>luong.tran.thien.phuc@caungolanh.gov.vn  (Lương Trần Thiên Phúc — cán bộ thường, nhưng được cấp thêm quyền "Quản lý phòng" riêng theo phân công quản lý server)</w:t>
+      </w:r>
+    </w:p>
+    <w:p>
+      <w:pPr>
+        <w:spacing w:after="120"/>
+      </w:pPr>
+      <w:r>
+        <w:rPr>
+          <w:i/>
+          <w:color w:val="606060"/>
+          <w:sz w:val="21"/>
+        </w:rPr>
+        <w:t>Muốn xem danh sách đầy đủ 43 tài khoản (cả demo lẫn email thật) kèm vai trò của từng người: đăng nhập bằng 1 trong 2 tài khoản Admin ở trên → menu "Thành viên" → tab "Tài khoản đăng nhập".</w:t>
+      </w:r>
     </w:p>
     <w:p>
       <w:pPr>
@@ -1166,7 +1264,7 @@
 </file>
 
 <file path=word/numbering.xml><?xml version="1.0" encoding="utf-8"?>
-<w:numbering xmlns:wpc="http://schemas.microsoft.com/office/word/2010/wordprocessingCanvas" xmlns:cx="http://schemas.microsoft.com/office/drawing/2014/chartex" xmlns:cx1="http://schemas.microsoft.com/office/drawing/2015/9/8/chartex" xmlns:cx2="http://schemas.microsoft.com/office/drawing/2015/10/21/chartex" xmlns:cx3="http://schemas.microsoft.com/office/drawing/2016/5/9/chartex" xmlns:cx4="http://schemas.microsoft.com/office/drawing/2016/5/10/chartex" xmlns:cx5="http://schemas.microsoft.com/office/drawing/2016/5/11/chartex" xmlns:cx6="http://schemas.microsoft.com/office/drawing/2016/5/12/chartex" xmlns:cx7="http://schemas.microsoft.com/office/drawing/2016/5/13/chartex" xmlns:cx8="http://schemas.microsoft.com/office/drawing/2016/5/14/chartex" xmlns:mc="http://schemas.openxmlformats.org/markup-compatibility/2006" xmlns:aink="http://schemas.microsoft.com/office/drawing/2016/ink" xmlns:am3d="http://schemas.microsoft.com/office/drawing/2017/model3d" xmlns:o="urn:schemas-microsoft-com:office:office" xmlns:oel="http://schemas.microsoft.com/office/2019/extlst" xmlns:r="http://schemas.openxmlformats.org/officeDocument/2006/relationships" xmlns:m="http://schemas.openxmlformats.org/officeDocument/2006/math" xmlns:v="urn:schemas-microsoft-com:vml" xmlns:wp14="http://schemas.microsoft.com/office/word/2010/wordprocessingDrawing" xmlns:wp="http://schemas.openxmlformats.org/drawingml/2006/wordprocessingDrawing" xmlns:w10="urn:schemas-microsoft-com:office:word" xmlns:w="http://schemas.openxmlformats.org/wordprocessingml/2006/main" xmlns:w14="http://schemas.microsoft.com/office/word/2010/wordml" xmlns:w15="http://schemas.microsoft.com/office/word/2012/wordml" xmlns:w16cei="http://schemas.microsoft.com/office/word/2026/wordml/cei" xmlns:w16cex="http://schemas.microsoft.com/office/word/2018/wordml/cex" xmlns:w16cid="http://schemas.microsoft.com/office/word/2016/wordml/cid" xmlns:w16="http://schemas.microsoft.com/office/word/2018/wordml" xmlns:w16du="http://schemas.microsoft.com/office/word/2023/wordml/word16du" xmlns:w16sdtdh="http://schemas.microsoft.com/office/word/2020/wordml/sdtdatahash" xmlns:w16sdtfl="http://schemas.microsoft.com/office/word/2024/wordml/sdtformatlock" xmlns:w16se="http://schemas.microsoft.com/office/word/2015/wordml/symex" xmlns:wpg="http://schemas.microsoft.com/office/word/2010/wordprocessingGroup" xmlns:wpi="http://schemas.microsoft.com/office/word/2010/wordprocessingInk" xmlns:wne="http://schemas.microsoft.com/office/word/2006/wordml" xmlns:wps="http://schemas.microsoft.com/office/word/2010/wordprocessingShape" mc:Ignorable="w14 w15 w16se w16cid w16 w16cex w16sdtdh w16sdtfl w16du wp14">
+<w:numbering xmlns:wpc="http://schemas.microsoft.com/office/word/2010/wordprocessingCanvas" xmlns:cx="http://schemas.microsoft.com/office/drawing/2014/chartex" xmlns:cx1="http://schemas.microsoft.com/office/drawing/2015/9/8/chartex" xmlns:cx2="http://schemas.microsoft.com/office/drawing/2015/10/21/chartex" xmlns:cx3="http://schemas.microsoft.com/office/drawing/2016/5/9/chartex" xmlns:cx4="http://schemas.microsoft.com/office/drawing/2016/5/10/chartex" xmlns:cx5="http://schemas.microsoft.com/office/drawing/2016/5/11/chartex" xmlns:cx6="http://schemas.microsoft.com/office/drawing/2016/5/12/chartex" xmlns:cx7="http://schemas.microsoft.com/office/drawing/2016/5/13/chartex" xmlns:cx8="http://schemas.microsoft.com/office/drawing/2016/5/14/chartex" xmlns:mc="http://schemas.openxmlformats.org/markup-compatibility/2006" xmlns:aink="http://schemas.microsoft.com/office/drawing/2016/ink" xmlns:am3d="http://schemas.microsoft.com/office/drawing/2017/model3d" xmlns:o="urn:schemas-microsoft-com:office:office" xmlns:oel="http://schemas.microsoft.com/office/2019/extlst" xmlns:r="http://schemas.openxmlformats.org/officeDocument/2006/relationships" xmlns:m="http://schemas.openxmlformats.org/officeDocument/2006/math" xmlns:v="urn:schemas-microsoft-com:vml" xmlns:wp14="http://schemas.microsoft.com/office/word/2010/wordprocessingDrawing" xmlns:wp="http://schemas.openxmlformats.org/drawingml/2006/wordprocessingDrawing" xmlns:w10="urn:schemas-microsoft-com:office:word" xmlns:w="http://schemas.openxmlformats.org/wordprocessingml/2006/main" xmlns:w14="http://schemas.microsoft.com/office/word/2010/wordml" xmlns:w15="http://schemas.microsoft.com/office/word/2012/wordml" xmlns:w16cex="http://schemas.microsoft.com/office/word/2018/wordml/cex" xmlns:w16cid="http://schemas.microsoft.com/office/word/2016/wordml/cid" xmlns:w16="http://schemas.microsoft.com/office/word/2018/wordml" xmlns:w16du="http://schemas.microsoft.com/office/word/2023/wordml/word16du" xmlns:w16sdtdh="http://schemas.microsoft.com/office/word/2020/wordml/sdtdatahash" xmlns:w16sdtfl="http://schemas.microsoft.com/office/word/2024/wordml/sdtformatlock" xmlns:w16se="http://schemas.microsoft.com/office/word/2015/wordml/symex" xmlns:wpg="http://schemas.microsoft.com/office/word/2010/wordprocessingGroup" xmlns:wpi="http://schemas.microsoft.com/office/word/2010/wordprocessingInk" xmlns:wne="http://schemas.microsoft.com/office/word/2006/wordml" xmlns:wps="http://schemas.microsoft.com/office/word/2010/wordprocessingShape" mc:Ignorable="w14 w15 w16se w16cid w16 w16cex w16sdtdh w16sdtfl w16du wp14">
   <w:abstractNum w:abstractNumId="0" w15:restartNumberingAfterBreak="0">
     <w:nsid w:val="FFFFFF7C"/>
     <w:multiLevelType w:val="singleLevel"/>
